--- a/Files/06 - Yom Tov/15 - Chanukah/5784/Chanukah 5784.docx
+++ b/Files/06 - Yom Tov/15 - Chanukah/5784/Chanukah 5784.docx
@@ -332,7 +332,7 @@
           <w:rFonts w:ascii="Times New Roman" w:hAnsi="Times New Roman" w:cs="Times New Roman"/>
           <w:rtl/>
         </w:rPr>
-        <w:t>חידושי הרי"ם</w:t>
+        <w:t>חידושי הרי״ם</w:t>
       </w:r>
       <w:r>
         <w:rPr>

--- a/Files/06 - Yom Tov/15 - Chanukah/5784/Chanukah 5784.docx
+++ b/Files/06 - Yom Tov/15 - Chanukah/5784/Chanukah 5784.docx
@@ -122,35 +122,19 @@
         <w:rPr>
           <w:rFonts w:ascii="Times New Roman" w:hAnsi="Times New Roman" w:cs="Times New Roman"/>
         </w:rPr>
-        <w:t xml:space="preserve">from R' </w:t>
-      </w:r>
-      <w:proofErr w:type="spellStart"/>
-      <w:r>
-        <w:rPr>
-          <w:rFonts w:ascii="Times New Roman" w:hAnsi="Times New Roman" w:cs="Times New Roman"/>
-        </w:rPr>
-        <w:t>Elimelech</w:t>
-      </w:r>
-      <w:proofErr w:type="spellEnd"/>
-      <w:r>
-        <w:rPr>
-          <w:rFonts w:ascii="Times New Roman" w:hAnsi="Times New Roman" w:cs="Times New Roman"/>
-        </w:rPr>
-        <w:t xml:space="preserve"> </w:t>
-      </w:r>
-      <w:proofErr w:type="spellStart"/>
-      <w:r>
-        <w:rPr>
-          <w:rFonts w:ascii="Times New Roman" w:hAnsi="Times New Roman" w:cs="Times New Roman"/>
-        </w:rPr>
-        <w:t>Biderman</w:t>
-      </w:r>
-      <w:proofErr w:type="spellEnd"/>
-      <w:r>
-        <w:rPr>
-          <w:rFonts w:ascii="Times New Roman" w:hAnsi="Times New Roman" w:cs="Times New Roman"/>
-        </w:rPr>
-        <w:t>, he should live and be well. He explains that th</w:t>
+        <w:t>from R</w:t>
+      </w:r>
+      <w:r>
+        <w:rPr>
+          <w:rFonts w:ascii="Times New Roman" w:hAnsi="Times New Roman" w:cs="Times New Roman"/>
+        </w:rPr>
+        <w:t>’</w:t>
+      </w:r>
+      <w:r>
+        <w:rPr>
+          <w:rFonts w:ascii="Times New Roman" w:hAnsi="Times New Roman" w:cs="Times New Roman"/>
+        </w:rPr>
+        <w:t xml:space="preserve"> Elimelech Biderman, he should live and be well. He explains that th</w:t>
       </w:r>
       <w:r>
         <w:rPr>
@@ -285,7 +269,13 @@
         <w:rPr>
           <w:rFonts w:ascii="Times New Roman" w:hAnsi="Times New Roman" w:cs="Times New Roman"/>
         </w:rPr>
-        <w:t xml:space="preserve">'s kindness to us in every way, is unique. Unlike a </w:t>
+        <w:t>’</w:t>
+      </w:r>
+      <w:r>
+        <w:rPr>
+          <w:rFonts w:ascii="Times New Roman" w:hAnsi="Times New Roman" w:cs="Times New Roman"/>
+        </w:rPr>
+        <w:t xml:space="preserve">s kindness to us in every way, is unique. Unlike a </w:t>
       </w:r>
       <w:r>
         <w:rPr>
@@ -332,7 +322,7 @@
           <w:rFonts w:ascii="Times New Roman" w:hAnsi="Times New Roman" w:cs="Times New Roman"/>
           <w:rtl/>
         </w:rPr>
-        <w:t>חידושי הרי״ם</w:t>
+        <w:t>חידושי הרי"ם</w:t>
       </w:r>
       <w:r>
         <w:rPr>
@@ -391,21 +381,19 @@
         <w:rPr>
           <w:rFonts w:ascii="Times New Roman" w:hAnsi="Times New Roman" w:cs="Times New Roman"/>
         </w:rPr>
-        <w:t xml:space="preserve">R' </w:t>
-      </w:r>
-      <w:proofErr w:type="spellStart"/>
-      <w:r>
-        <w:rPr>
-          <w:rFonts w:ascii="Times New Roman" w:hAnsi="Times New Roman" w:cs="Times New Roman"/>
-        </w:rPr>
-        <w:t>Biderman</w:t>
-      </w:r>
-      <w:proofErr w:type="spellEnd"/>
-      <w:r>
-        <w:rPr>
-          <w:rFonts w:ascii="Times New Roman" w:hAnsi="Times New Roman" w:cs="Times New Roman"/>
-        </w:rPr>
-        <w:t xml:space="preserve"> shared a story about a Yid in </w:t>
+        <w:t>R</w:t>
+      </w:r>
+      <w:r>
+        <w:rPr>
+          <w:rFonts w:ascii="Times New Roman" w:hAnsi="Times New Roman" w:cs="Times New Roman"/>
+        </w:rPr>
+        <w:t>’</w:t>
+      </w:r>
+      <w:r>
+        <w:rPr>
+          <w:rFonts w:ascii="Times New Roman" w:hAnsi="Times New Roman" w:cs="Times New Roman"/>
+        </w:rPr>
+        <w:t xml:space="preserve"> Biderman shared a story about a Yid in </w:t>
       </w:r>
       <w:r>
         <w:rPr>
@@ -431,7 +419,19 @@
         <w:rPr>
           <w:rFonts w:ascii="Times New Roman" w:hAnsi="Times New Roman" w:cs="Times New Roman"/>
         </w:rPr>
-        <w:t xml:space="preserve"> and go to work. Unsure of what to, he approached his </w:t>
+        <w:t xml:space="preserve"> and go to work. Unsure of what to</w:t>
+      </w:r>
+      <w:r>
+        <w:rPr>
+          <w:rFonts w:ascii="Times New Roman" w:hAnsi="Times New Roman" w:cs="Times New Roman"/>
+        </w:rPr>
+        <w:t xml:space="preserve"> do</w:t>
+      </w:r>
+      <w:r>
+        <w:rPr>
+          <w:rFonts w:ascii="Times New Roman" w:hAnsi="Times New Roman" w:cs="Times New Roman"/>
+        </w:rPr>
+        <w:t xml:space="preserve">, he approached his </w:t>
       </w:r>
       <w:r>
         <w:rPr>
@@ -457,7 +457,31 @@
         <w:rPr>
           <w:rFonts w:ascii="Times New Roman" w:hAnsi="Times New Roman" w:cs="Times New Roman"/>
         </w:rPr>
-        <w:t xml:space="preserve">, R' Yehuda Zev Segal for guidance. R’ Segal advised him to go to work but gave him a </w:t>
+        <w:t>, R</w:t>
+      </w:r>
+      <w:r>
+        <w:rPr>
+          <w:rFonts w:ascii="Times New Roman" w:hAnsi="Times New Roman" w:cs="Times New Roman"/>
+        </w:rPr>
+        <w:t>’</w:t>
+      </w:r>
+      <w:r>
+        <w:rPr>
+          <w:rFonts w:ascii="Times New Roman" w:hAnsi="Times New Roman" w:cs="Times New Roman"/>
+        </w:rPr>
+        <w:t xml:space="preserve"> Yehuda Zev Segal for guidance. R</w:t>
+      </w:r>
+      <w:r>
+        <w:rPr>
+          <w:rFonts w:ascii="Times New Roman" w:hAnsi="Times New Roman" w:cs="Times New Roman"/>
+        </w:rPr>
+        <w:t>’</w:t>
+      </w:r>
+      <w:r>
+        <w:rPr>
+          <w:rFonts w:ascii="Times New Roman" w:hAnsi="Times New Roman" w:cs="Times New Roman"/>
+        </w:rPr>
+        <w:t xml:space="preserve"> Segal advised him to go to work but gave him a </w:t>
       </w:r>
       <w:r>
         <w:rPr>
@@ -510,21 +534,31 @@
         <w:rPr>
           <w:rFonts w:ascii="Times New Roman" w:hAnsi="Times New Roman" w:cs="Times New Roman"/>
         </w:rPr>
-        <w:t xml:space="preserve">, ‘the miracles </w:t>
-      </w:r>
-      <w:proofErr w:type="gramStart"/>
-      <w:r>
-        <w:rPr>
-          <w:rFonts w:ascii="Times New Roman" w:hAnsi="Times New Roman" w:cs="Times New Roman"/>
-        </w:rPr>
-        <w:t>You</w:t>
-      </w:r>
-      <w:proofErr w:type="gramEnd"/>
-      <w:r>
-        <w:rPr>
-          <w:rFonts w:ascii="Times New Roman" w:hAnsi="Times New Roman" w:cs="Times New Roman"/>
-        </w:rPr>
-        <w:t xml:space="preserve"> perform for us every day,’” he instructed, “think of one </w:t>
+        <w:t xml:space="preserve">, </w:t>
+      </w:r>
+      <w:r>
+        <w:rPr>
+          <w:rFonts w:ascii="Times New Roman" w:hAnsi="Times New Roman" w:cs="Times New Roman"/>
+        </w:rPr>
+        <w:t>‘</w:t>
+      </w:r>
+      <w:r>
+        <w:rPr>
+          <w:rFonts w:ascii="Times New Roman" w:hAnsi="Times New Roman" w:cs="Times New Roman"/>
+        </w:rPr>
+        <w:t>the miracles You perform for us every day,</w:t>
+      </w:r>
+      <w:r>
+        <w:rPr>
+          <w:rFonts w:ascii="Times New Roman" w:hAnsi="Times New Roman" w:cs="Times New Roman"/>
+        </w:rPr>
+        <w:t>’</w:t>
+      </w:r>
+      <w:r>
+        <w:rPr>
+          <w:rFonts w:ascii="Times New Roman" w:hAnsi="Times New Roman" w:cs="Times New Roman"/>
+        </w:rPr>
+        <w:t xml:space="preserve">” he instructed, “think of one </w:t>
       </w:r>
       <w:r>
         <w:rPr>
@@ -551,21 +585,19 @@
         <w:rPr>
           <w:rFonts w:ascii="Times New Roman" w:hAnsi="Times New Roman" w:cs="Times New Roman"/>
         </w:rPr>
-        <w:t xml:space="preserve">The Yid told R' </w:t>
-      </w:r>
-      <w:proofErr w:type="spellStart"/>
-      <w:r>
-        <w:rPr>
-          <w:rFonts w:ascii="Times New Roman" w:hAnsi="Times New Roman" w:cs="Times New Roman"/>
-        </w:rPr>
-        <w:t>Biderman</w:t>
-      </w:r>
-      <w:proofErr w:type="spellEnd"/>
-      <w:r>
-        <w:rPr>
-          <w:rFonts w:ascii="Times New Roman" w:hAnsi="Times New Roman" w:cs="Times New Roman"/>
-        </w:rPr>
-        <w:t xml:space="preserve"> that 40 years have passed since that moment, and not a single day has gone by where he struggled to find a </w:t>
+        <w:t>The Yid told R</w:t>
+      </w:r>
+      <w:r>
+        <w:rPr>
+          <w:rFonts w:ascii="Times New Roman" w:hAnsi="Times New Roman" w:cs="Times New Roman"/>
+        </w:rPr>
+        <w:t>’</w:t>
+      </w:r>
+      <w:r>
+        <w:rPr>
+          <w:rFonts w:ascii="Times New Roman" w:hAnsi="Times New Roman" w:cs="Times New Roman"/>
+        </w:rPr>
+        <w:t xml:space="preserve"> Biderman that 40 years have passed since that moment, and not a single day has gone by where he struggled to find a </w:t>
       </w:r>
       <w:r>
         <w:rPr>
@@ -578,7 +610,31 @@
         <w:rPr>
           <w:rFonts w:ascii="Times New Roman" w:hAnsi="Times New Roman" w:cs="Times New Roman"/>
         </w:rPr>
-        <w:t xml:space="preserve"> to reflect upon. This simple condition given by R’ Segal not only helped him live with an awareness of Hashem's </w:t>
+        <w:t xml:space="preserve"> to reflect upon. This simple condition given by R</w:t>
+      </w:r>
+      <w:r>
+        <w:rPr>
+          <w:rFonts w:ascii="Times New Roman" w:hAnsi="Times New Roman" w:cs="Times New Roman"/>
+        </w:rPr>
+        <w:t>’</w:t>
+      </w:r>
+      <w:r>
+        <w:rPr>
+          <w:rFonts w:ascii="Times New Roman" w:hAnsi="Times New Roman" w:cs="Times New Roman"/>
+        </w:rPr>
+        <w:t xml:space="preserve"> Segal not only helped him live with an awareness of Hashem</w:t>
+      </w:r>
+      <w:r>
+        <w:rPr>
+          <w:rFonts w:ascii="Times New Roman" w:hAnsi="Times New Roman" w:cs="Times New Roman"/>
+        </w:rPr>
+        <w:t>’</w:t>
+      </w:r>
+      <w:r>
+        <w:rPr>
+          <w:rFonts w:ascii="Times New Roman" w:hAnsi="Times New Roman" w:cs="Times New Roman"/>
+        </w:rPr>
+        <w:t xml:space="preserve">s </w:t>
       </w:r>
       <w:r>
         <w:rPr>
@@ -631,7 +687,19 @@
         <w:t>חנוכה</w:t>
       </w:r>
       <w:r>
-        <w:t xml:space="preserve"> - wouldn’t it be wonderful to carry its message with us every day? The way to do that is to live with an awareness of Hashem’s </w:t>
+        <w:t xml:space="preserve"> - wouldn</w:t>
+      </w:r>
+      <w:r>
+        <w:t>’</w:t>
+      </w:r>
+      <w:r>
+        <w:t>t it be wonderful to carry its message with us every day? The way to do that is to live with an awareness of Hashem</w:t>
+      </w:r>
+      <w:r>
+        <w:t>’</w:t>
+      </w:r>
+      <w:r>
+        <w:t xml:space="preserve">s </w:t>
       </w:r>
       <w:r>
         <w:rPr>
@@ -658,7 +726,13 @@
         <w:t>חנוכה</w:t>
       </w:r>
       <w:r>
-        <w:t>, showing how every day has its own unique importance, we should adopt this perspective in our daily lives. Like R’ Segal</w:t>
+        <w:t>, showing how every day has its own unique importance, we should adopt this perspective in our daily lives. Like R</w:t>
+      </w:r>
+      <w:r>
+        <w:t>’</w:t>
+      </w:r>
+      <w:r>
+        <w:t xml:space="preserve"> Segal</w:t>
       </w:r>
       <w:r>
         <w:rPr>

--- a/Files/06 - Yom Tov/15 - Chanukah/5784/Chanukah 5784.docx
+++ b/Files/06 - Yom Tov/15 - Chanukah/5784/Chanukah 5784.docx
@@ -322,7 +322,7 @@
           <w:rFonts w:ascii="Times New Roman" w:hAnsi="Times New Roman" w:cs="Times New Roman"/>
           <w:rtl/>
         </w:rPr>
-        <w:t>חידושי הרי"ם</w:t>
+        <w:t>חידושי הרי״ם</w:t>
       </w:r>
       <w:r>
         <w:rPr>
